--- a/samples/pdf_to_word_arabic.docx
+++ b/samples/pdf_to_word_arabic.docx
@@ -20,7 +20,59 @@
           <w:rtl/>
           <w:lang w:bidi="ar-SA"/>
         </w:rPr>
-        <w:t>تقرير الخدمات الرقمية</w:t>
+        <w:t>تقرير</w:t>
+      </w:r>
+      <w:r>
+        <w:rPr>
+          <w:rFonts w:ascii="Noto Naskh Arabic" w:hAnsi="Noto Naskh Arabic" w:cs="Noto Naskh Arabic" w:eastAsia="Noto Naskh Arabic"/>
+          <w:b/>
+          <w:bCs/>
+          <w:color w:val="1F4E79"/>
+          <w:sz w:val="48"/>
+          <w:szCs w:val="48"/>
+          <w:rtl/>
+          <w:lang w:bidi="ar-SA"/>
+        </w:rPr>
+        <w:t xml:space="preserve"> </w:t>
+      </w:r>
+      <w:r>
+        <w:rPr>
+          <w:rFonts w:ascii="Noto Naskh Arabic" w:hAnsi="Noto Naskh Arabic" w:cs="Noto Naskh Arabic" w:eastAsia="Noto Naskh Arabic"/>
+          <w:b/>
+          <w:bCs/>
+          <w:color w:val="1F4E79"/>
+          <w:sz w:val="48"/>
+          <w:szCs w:val="48"/>
+          <w:rtl/>
+          <w:lang w:bidi="ar-SA"/>
+        </w:rPr>
+        <w:t>الخدمات</w:t>
+      </w:r>
+      <w:r>
+        <w:rPr>
+          <w:rFonts w:ascii="Noto Naskh Arabic" w:hAnsi="Noto Naskh Arabic" w:cs="Noto Naskh Arabic" w:eastAsia="Noto Naskh Arabic"/>
+          <w:b/>
+          <w:bCs/>
+          <w:color w:val="1F4E79"/>
+          <w:sz w:val="48"/>
+          <w:szCs w:val="48"/>
+          <w:rtl/>
+          <w:lang w:bidi="ar-SA"/>
+        </w:rPr>
+        <w:t xml:space="preserve"> </w:t>
+      </w:r>
+      <w:r>
+        <w:rPr>
+          <w:rFonts w:ascii="Noto Naskh Arabic" w:hAnsi="Noto Naskh Arabic" w:cs="Noto Naskh Arabic" w:eastAsia="Noto Naskh Arabic"/>
+          <w:b/>
+          <w:bCs/>
+          <w:color w:val="1F4E79"/>
+          <w:sz w:val="48"/>
+          <w:szCs w:val="48"/>
+          <w:rtl/>
+          <w:lang w:bidi="ar-SA"/>
+        </w:rPr>
+        <w:t>الرقمية</w:t>
       </w:r>
     </w:p>
     <w:p>
@@ -39,9 +91,17 @@
           <w:rtl/>
           <w:lang w:bidi="ar-SA"/>
         </w:rPr>
-        <w:t>تهدف هذه الوثيقة إلى اختبار تحويل المستندات العربية بشكل صحيح من اليمين إلى</w:t>
+        <w:t>تهدف</w:t>
       </w:r>
       <w:r>
+        <w:rPr>
+          <w:rFonts w:ascii="Noto Naskh Arabic" w:hAnsi="Noto Naskh Arabic" w:cs="Noto Naskh Arabic" w:eastAsia="Noto Naskh Arabic"/>
+          <w:w w:val="99"/>
+          <w:sz w:val="28"/>
+          <w:szCs w:val="28"/>
+          <w:rtl/>
+          <w:lang w:bidi="ar-SA"/>
+        </w:rPr>
         <w:t xml:space="preserve"> </w:t>
       </w:r>
       <w:r>
@@ -52,7 +112,433 @@
           <w:rtl/>
           <w:lang w:bidi="ar-SA"/>
         </w:rPr>
-        <w:t>اليسار مع الحفاظ على تشكيل الحروف واتصالها وعدم تبعثر الكلمات</w:t>
+        <w:t>هذه</w:t>
+      </w:r>
+      <w:r>
+        <w:rPr>
+          <w:rFonts w:ascii="Noto Naskh Arabic" w:hAnsi="Noto Naskh Arabic" w:cs="Noto Naskh Arabic" w:eastAsia="Noto Naskh Arabic"/>
+          <w:sz w:val="28"/>
+          <w:szCs w:val="28"/>
+          <w:rtl/>
+          <w:lang w:bidi="ar-SA"/>
+        </w:rPr>
+        <w:t xml:space="preserve"> </w:t>
+      </w:r>
+      <w:r>
+        <w:rPr>
+          <w:rFonts w:ascii="Noto Naskh Arabic" w:hAnsi="Noto Naskh Arabic" w:cs="Noto Naskh Arabic" w:eastAsia="Noto Naskh Arabic"/>
+          <w:sz w:val="28"/>
+          <w:szCs w:val="28"/>
+          <w:rtl/>
+          <w:lang w:bidi="ar-SA"/>
+        </w:rPr>
+        <w:t>الوثيقة</w:t>
+      </w:r>
+      <w:r>
+        <w:rPr>
+          <w:rFonts w:ascii="Noto Naskh Arabic" w:hAnsi="Noto Naskh Arabic" w:cs="Noto Naskh Arabic" w:eastAsia="Noto Naskh Arabic"/>
+          <w:sz w:val="28"/>
+          <w:szCs w:val="28"/>
+          <w:rtl/>
+          <w:lang w:bidi="ar-SA"/>
+        </w:rPr>
+        <w:t xml:space="preserve"> </w:t>
+      </w:r>
+      <w:r>
+        <w:rPr>
+          <w:rFonts w:ascii="Noto Naskh Arabic" w:hAnsi="Noto Naskh Arabic" w:cs="Noto Naskh Arabic" w:eastAsia="Noto Naskh Arabic"/>
+          <w:sz w:val="28"/>
+          <w:szCs w:val="28"/>
+          <w:rtl/>
+          <w:lang w:bidi="ar-SA"/>
+        </w:rPr>
+        <w:t>إلى</w:t>
+      </w:r>
+      <w:r>
+        <w:rPr>
+          <w:rFonts w:ascii="Noto Naskh Arabic" w:hAnsi="Noto Naskh Arabic" w:cs="Noto Naskh Arabic" w:eastAsia="Noto Naskh Arabic"/>
+          <w:w w:val="99"/>
+          <w:sz w:val="28"/>
+          <w:szCs w:val="28"/>
+          <w:rtl/>
+          <w:lang w:bidi="ar-SA"/>
+        </w:rPr>
+        <w:t xml:space="preserve"> </w:t>
+      </w:r>
+      <w:r>
+        <w:rPr>
+          <w:rFonts w:ascii="Noto Naskh Arabic" w:hAnsi="Noto Naskh Arabic" w:cs="Noto Naskh Arabic" w:eastAsia="Noto Naskh Arabic"/>
+          <w:sz w:val="28"/>
+          <w:szCs w:val="28"/>
+          <w:rtl/>
+          <w:lang w:bidi="ar-SA"/>
+        </w:rPr>
+        <w:t>اختبار</w:t>
+      </w:r>
+      <w:r>
+        <w:rPr>
+          <w:rFonts w:ascii="Noto Naskh Arabic" w:hAnsi="Noto Naskh Arabic" w:cs="Noto Naskh Arabic" w:eastAsia="Noto Naskh Arabic"/>
+          <w:w w:val="99"/>
+          <w:sz w:val="28"/>
+          <w:szCs w:val="28"/>
+          <w:rtl/>
+          <w:lang w:bidi="ar-SA"/>
+        </w:rPr>
+        <w:t xml:space="preserve"> </w:t>
+      </w:r>
+      <w:r>
+        <w:rPr>
+          <w:rFonts w:ascii="Noto Naskh Arabic" w:hAnsi="Noto Naskh Arabic" w:cs="Noto Naskh Arabic" w:eastAsia="Noto Naskh Arabic"/>
+          <w:sz w:val="28"/>
+          <w:szCs w:val="28"/>
+          <w:rtl/>
+          <w:lang w:bidi="ar-SA"/>
+        </w:rPr>
+        <w:t>تحويل</w:t>
+      </w:r>
+      <w:r>
+        <w:rPr>
+          <w:rFonts w:ascii="Noto Naskh Arabic" w:hAnsi="Noto Naskh Arabic" w:cs="Noto Naskh Arabic" w:eastAsia="Noto Naskh Arabic"/>
+          <w:w w:val="99"/>
+          <w:sz w:val="28"/>
+          <w:szCs w:val="28"/>
+          <w:rtl/>
+          <w:lang w:bidi="ar-SA"/>
+        </w:rPr>
+        <w:t xml:space="preserve"> </w:t>
+      </w:r>
+      <w:r>
+        <w:rPr>
+          <w:rFonts w:ascii="Noto Naskh Arabic" w:hAnsi="Noto Naskh Arabic" w:cs="Noto Naskh Arabic" w:eastAsia="Noto Naskh Arabic"/>
+          <w:sz w:val="28"/>
+          <w:szCs w:val="28"/>
+          <w:rtl/>
+          <w:lang w:bidi="ar-SA"/>
+        </w:rPr>
+        <w:t>المستندات</w:t>
+      </w:r>
+      <w:r>
+        <w:rPr>
+          <w:rFonts w:ascii="Noto Naskh Arabic" w:hAnsi="Noto Naskh Arabic" w:cs="Noto Naskh Arabic" w:eastAsia="Noto Naskh Arabic"/>
+          <w:sz w:val="28"/>
+          <w:szCs w:val="28"/>
+          <w:rtl/>
+          <w:lang w:bidi="ar-SA"/>
+        </w:rPr>
+        <w:t xml:space="preserve"> </w:t>
+      </w:r>
+      <w:r>
+        <w:rPr>
+          <w:rFonts w:ascii="Noto Naskh Arabic" w:hAnsi="Noto Naskh Arabic" w:cs="Noto Naskh Arabic" w:eastAsia="Noto Naskh Arabic"/>
+          <w:sz w:val="28"/>
+          <w:szCs w:val="28"/>
+          <w:rtl/>
+          <w:lang w:bidi="ar-SA"/>
+        </w:rPr>
+        <w:t>العربية</w:t>
+      </w:r>
+      <w:r>
+        <w:rPr>
+          <w:rFonts w:ascii="Noto Naskh Arabic" w:hAnsi="Noto Naskh Arabic" w:cs="Noto Naskh Arabic" w:eastAsia="Noto Naskh Arabic"/>
+          <w:sz w:val="28"/>
+          <w:szCs w:val="28"/>
+          <w:rtl/>
+          <w:lang w:bidi="ar-SA"/>
+        </w:rPr>
+        <w:t xml:space="preserve"> </w:t>
+      </w:r>
+      <w:r>
+        <w:rPr>
+          <w:rFonts w:ascii="Noto Naskh Arabic" w:hAnsi="Noto Naskh Arabic" w:cs="Noto Naskh Arabic" w:eastAsia="Noto Naskh Arabic"/>
+          <w:sz w:val="28"/>
+          <w:szCs w:val="28"/>
+          <w:rtl/>
+          <w:lang w:bidi="ar-SA"/>
+        </w:rPr>
+        <w:t>بشكل</w:t>
+      </w:r>
+      <w:r>
+        <w:rPr>
+          <w:rFonts w:ascii="Noto Naskh Arabic" w:hAnsi="Noto Naskh Arabic" w:cs="Noto Naskh Arabic" w:eastAsia="Noto Naskh Arabic"/>
+          <w:sz w:val="28"/>
+          <w:szCs w:val="28"/>
+          <w:rtl/>
+          <w:lang w:bidi="ar-SA"/>
+        </w:rPr>
+        <w:t xml:space="preserve"> </w:t>
+      </w:r>
+      <w:r>
+        <w:rPr>
+          <w:rFonts w:ascii="Noto Naskh Arabic" w:hAnsi="Noto Naskh Arabic" w:cs="Noto Naskh Arabic" w:eastAsia="Noto Naskh Arabic"/>
+          <w:sz w:val="28"/>
+          <w:szCs w:val="28"/>
+          <w:rtl/>
+          <w:lang w:bidi="ar-SA"/>
+        </w:rPr>
+        <w:t>صحيح</w:t>
+      </w:r>
+      <w:r>
+        <w:rPr>
+          <w:rFonts w:ascii="Noto Naskh Arabic" w:hAnsi="Noto Naskh Arabic" w:cs="Noto Naskh Arabic" w:eastAsia="Noto Naskh Arabic"/>
+          <w:w w:val="99"/>
+          <w:sz w:val="28"/>
+          <w:szCs w:val="28"/>
+          <w:rtl/>
+          <w:lang w:bidi="ar-SA"/>
+        </w:rPr>
+        <w:t xml:space="preserve"> </w:t>
+      </w:r>
+      <w:r>
+        <w:rPr>
+          <w:rFonts w:ascii="Noto Naskh Arabic" w:hAnsi="Noto Naskh Arabic" w:cs="Noto Naskh Arabic" w:eastAsia="Noto Naskh Arabic"/>
+          <w:sz w:val="28"/>
+          <w:szCs w:val="28"/>
+          <w:rtl/>
+          <w:lang w:bidi="ar-SA"/>
+        </w:rPr>
+        <w:t>من</w:t>
+      </w:r>
+      <w:r>
+        <w:rPr>
+          <w:rFonts w:ascii="Noto Naskh Arabic" w:hAnsi="Noto Naskh Arabic" w:cs="Noto Naskh Arabic" w:eastAsia="Noto Naskh Arabic"/>
+          <w:sz w:val="28"/>
+          <w:szCs w:val="28"/>
+          <w:rtl/>
+          <w:lang w:bidi="ar-SA"/>
+        </w:rPr>
+        <w:t xml:space="preserve"> </w:t>
+      </w:r>
+      <w:r>
+        <w:rPr>
+          <w:rFonts w:ascii="Noto Naskh Arabic" w:hAnsi="Noto Naskh Arabic" w:cs="Noto Naskh Arabic" w:eastAsia="Noto Naskh Arabic"/>
+          <w:sz w:val="28"/>
+          <w:szCs w:val="28"/>
+          <w:rtl/>
+          <w:lang w:bidi="ar-SA"/>
+        </w:rPr>
+        <w:t>اليمين</w:t>
+      </w:r>
+      <w:r>
+        <w:rPr>
+          <w:rFonts w:ascii="Noto Naskh Arabic" w:hAnsi="Noto Naskh Arabic" w:cs="Noto Naskh Arabic" w:eastAsia="Noto Naskh Arabic"/>
+          <w:sz w:val="28"/>
+          <w:szCs w:val="28"/>
+          <w:rtl/>
+          <w:lang w:bidi="ar-SA"/>
+        </w:rPr>
+        <w:t xml:space="preserve"> </w:t>
+      </w:r>
+      <w:r>
+        <w:rPr>
+          <w:rFonts w:ascii="Noto Naskh Arabic" w:hAnsi="Noto Naskh Arabic" w:cs="Noto Naskh Arabic" w:eastAsia="Noto Naskh Arabic"/>
+          <w:sz w:val="28"/>
+          <w:szCs w:val="28"/>
+          <w:rtl/>
+          <w:lang w:bidi="ar-SA"/>
+        </w:rPr>
+        <w:t>إلى</w:t>
+      </w:r>
+      <w:r>
+        <w:rPr>
+          <w:rFonts w:ascii="Noto Naskh Arabic" w:hAnsi="Noto Naskh Arabic" w:cs="Noto Naskh Arabic" w:eastAsia="Noto Naskh Arabic"/>
+          <w:sz w:val="28"/>
+          <w:szCs w:val="28"/>
+        </w:rPr>
+        <w:t xml:space="preserve"> </w:t>
+      </w:r>
+      <w:r>
+        <w:rPr>
+          <w:rFonts w:ascii="Noto Naskh Arabic" w:hAnsi="Noto Naskh Arabic" w:cs="Noto Naskh Arabic" w:eastAsia="Noto Naskh Arabic"/>
+          <w:sz w:val="28"/>
+          <w:szCs w:val="28"/>
+          <w:rtl/>
+          <w:lang w:bidi="ar-SA"/>
+        </w:rPr>
+        <w:t>اليسار</w:t>
+      </w:r>
+      <w:r>
+        <w:rPr>
+          <w:rFonts w:ascii="Noto Naskh Arabic" w:hAnsi="Noto Naskh Arabic" w:cs="Noto Naskh Arabic" w:eastAsia="Noto Naskh Arabic"/>
+          <w:sz w:val="28"/>
+          <w:szCs w:val="28"/>
+          <w:rtl/>
+          <w:lang w:bidi="ar-SA"/>
+        </w:rPr>
+        <w:t xml:space="preserve"> </w:t>
+      </w:r>
+      <w:r>
+        <w:rPr>
+          <w:rFonts w:ascii="Noto Naskh Arabic" w:hAnsi="Noto Naskh Arabic" w:cs="Noto Naskh Arabic" w:eastAsia="Noto Naskh Arabic"/>
+          <w:sz w:val="28"/>
+          <w:szCs w:val="28"/>
+          <w:rtl/>
+          <w:lang w:bidi="ar-SA"/>
+        </w:rPr>
+        <w:t>مع</w:t>
+      </w:r>
+      <w:r>
+        <w:rPr>
+          <w:rFonts w:ascii="Noto Naskh Arabic" w:hAnsi="Noto Naskh Arabic" w:cs="Noto Naskh Arabic" w:eastAsia="Noto Naskh Arabic"/>
+          <w:sz w:val="28"/>
+          <w:szCs w:val="28"/>
+          <w:rtl/>
+          <w:lang w:bidi="ar-SA"/>
+        </w:rPr>
+        <w:t xml:space="preserve"> </w:t>
+      </w:r>
+      <w:r>
+        <w:rPr>
+          <w:rFonts w:ascii="Noto Naskh Arabic" w:hAnsi="Noto Naskh Arabic" w:cs="Noto Naskh Arabic" w:eastAsia="Noto Naskh Arabic"/>
+          <w:sz w:val="28"/>
+          <w:szCs w:val="28"/>
+          <w:rtl/>
+          <w:lang w:bidi="ar-SA"/>
+        </w:rPr>
+        <w:t>الحفاظ</w:t>
+      </w:r>
+      <w:r>
+        <w:rPr>
+          <w:rFonts w:ascii="Noto Naskh Arabic" w:hAnsi="Noto Naskh Arabic" w:cs="Noto Naskh Arabic" w:eastAsia="Noto Naskh Arabic"/>
+          <w:sz w:val="28"/>
+          <w:szCs w:val="28"/>
+          <w:rtl/>
+          <w:lang w:bidi="ar-SA"/>
+        </w:rPr>
+        <w:t xml:space="preserve"> </w:t>
+      </w:r>
+      <w:r>
+        <w:rPr>
+          <w:rFonts w:ascii="Noto Naskh Arabic" w:hAnsi="Noto Naskh Arabic" w:cs="Noto Naskh Arabic" w:eastAsia="Noto Naskh Arabic"/>
+          <w:sz w:val="28"/>
+          <w:szCs w:val="28"/>
+          <w:rtl/>
+          <w:lang w:bidi="ar-SA"/>
+        </w:rPr>
+        <w:t>على</w:t>
+      </w:r>
+      <w:r>
+        <w:rPr>
+          <w:rFonts w:ascii="Noto Naskh Arabic" w:hAnsi="Noto Naskh Arabic" w:cs="Noto Naskh Arabic" w:eastAsia="Noto Naskh Arabic"/>
+          <w:sz w:val="28"/>
+          <w:szCs w:val="28"/>
+          <w:rtl/>
+          <w:lang w:bidi="ar-SA"/>
+        </w:rPr>
+        <w:t xml:space="preserve"> </w:t>
+      </w:r>
+      <w:r>
+        <w:rPr>
+          <w:rFonts w:ascii="Noto Naskh Arabic" w:hAnsi="Noto Naskh Arabic" w:cs="Noto Naskh Arabic" w:eastAsia="Noto Naskh Arabic"/>
+          <w:sz w:val="28"/>
+          <w:szCs w:val="28"/>
+          <w:rtl/>
+          <w:lang w:bidi="ar-SA"/>
+        </w:rPr>
+        <w:t>تشكيل</w:t>
+      </w:r>
+      <w:r>
+        <w:rPr>
+          <w:rFonts w:ascii="Noto Naskh Arabic" w:hAnsi="Noto Naskh Arabic" w:cs="Noto Naskh Arabic" w:eastAsia="Noto Naskh Arabic"/>
+          <w:w w:val="99"/>
+          <w:sz w:val="28"/>
+          <w:szCs w:val="28"/>
+          <w:rtl/>
+          <w:lang w:bidi="ar-SA"/>
+        </w:rPr>
+        <w:t xml:space="preserve"> </w:t>
+      </w:r>
+      <w:r>
+        <w:rPr>
+          <w:rFonts w:ascii="Noto Naskh Arabic" w:hAnsi="Noto Naskh Arabic" w:cs="Noto Naskh Arabic" w:eastAsia="Noto Naskh Arabic"/>
+          <w:sz w:val="28"/>
+          <w:szCs w:val="28"/>
+          <w:rtl/>
+          <w:lang w:bidi="ar-SA"/>
+        </w:rPr>
+        <w:t>الحروف</w:t>
+      </w:r>
+      <w:r>
+        <w:rPr>
+          <w:rFonts w:ascii="Noto Naskh Arabic" w:hAnsi="Noto Naskh Arabic" w:cs="Noto Naskh Arabic" w:eastAsia="Noto Naskh Arabic"/>
+          <w:w w:val="99"/>
+          <w:sz w:val="28"/>
+          <w:szCs w:val="28"/>
+          <w:rtl/>
+          <w:lang w:bidi="ar-SA"/>
+        </w:rPr>
+        <w:t xml:space="preserve"> </w:t>
+      </w:r>
+      <w:r>
+        <w:rPr>
+          <w:rFonts w:ascii="Noto Naskh Arabic" w:hAnsi="Noto Naskh Arabic" w:cs="Noto Naskh Arabic" w:eastAsia="Noto Naskh Arabic"/>
+          <w:sz w:val="28"/>
+          <w:szCs w:val="28"/>
+          <w:rtl/>
+          <w:lang w:bidi="ar-SA"/>
+        </w:rPr>
+        <w:t>واتصالها</w:t>
+      </w:r>
+      <w:r>
+        <w:rPr>
+          <w:rFonts w:ascii="Noto Naskh Arabic" w:hAnsi="Noto Naskh Arabic" w:cs="Noto Naskh Arabic" w:eastAsia="Noto Naskh Arabic"/>
+          <w:w w:val="99"/>
+          <w:sz w:val="28"/>
+          <w:szCs w:val="28"/>
+          <w:rtl/>
+          <w:lang w:bidi="ar-SA"/>
+        </w:rPr>
+        <w:t xml:space="preserve"> </w:t>
+      </w:r>
+      <w:r>
+        <w:rPr>
+          <w:rFonts w:ascii="Noto Naskh Arabic" w:hAnsi="Noto Naskh Arabic" w:cs="Noto Naskh Arabic" w:eastAsia="Noto Naskh Arabic"/>
+          <w:sz w:val="28"/>
+          <w:szCs w:val="28"/>
+          <w:rtl/>
+          <w:lang w:bidi="ar-SA"/>
+        </w:rPr>
+        <w:t>وعدم</w:t>
+      </w:r>
+      <w:r>
+        <w:rPr>
+          <w:rFonts w:ascii="Noto Naskh Arabic" w:hAnsi="Noto Naskh Arabic" w:cs="Noto Naskh Arabic" w:eastAsia="Noto Naskh Arabic"/>
+          <w:w w:val="99"/>
+          <w:sz w:val="28"/>
+          <w:szCs w:val="28"/>
+          <w:rtl/>
+          <w:lang w:bidi="ar-SA"/>
+        </w:rPr>
+        <w:t xml:space="preserve"> </w:t>
+      </w:r>
+      <w:r>
+        <w:rPr>
+          <w:rFonts w:ascii="Noto Naskh Arabic" w:hAnsi="Noto Naskh Arabic" w:cs="Noto Naskh Arabic" w:eastAsia="Noto Naskh Arabic"/>
+          <w:sz w:val="28"/>
+          <w:szCs w:val="28"/>
+          <w:rtl/>
+          <w:lang w:bidi="ar-SA"/>
+        </w:rPr>
+        <w:t>تبعثر</w:t>
+      </w:r>
+      <w:r>
+        <w:rPr>
+          <w:rFonts w:ascii="Noto Naskh Arabic" w:hAnsi="Noto Naskh Arabic" w:cs="Noto Naskh Arabic" w:eastAsia="Noto Naskh Arabic"/>
+          <w:sz w:val="28"/>
+          <w:szCs w:val="28"/>
+          <w:rtl/>
+          <w:lang w:bidi="ar-SA"/>
+        </w:rPr>
+        <w:t xml:space="preserve"> </w:t>
+      </w:r>
+      <w:r>
+        <w:rPr>
+          <w:rFonts w:ascii="Noto Naskh Arabic" w:hAnsi="Noto Naskh Arabic" w:cs="Noto Naskh Arabic" w:eastAsia="Noto Naskh Arabic"/>
+          <w:sz w:val="28"/>
+          <w:szCs w:val="28"/>
+          <w:rtl/>
+          <w:lang w:bidi="ar-SA"/>
+        </w:rPr>
+        <w:t>الكلمات</w:t>
       </w:r>
       <w:r>
         <w:rPr>
@@ -79,15 +565,7 @@
           <w:rtl/>
           <w:lang w:bidi="ar-SA"/>
         </w:rPr>
-        <w:t>يحتوي هذا السطر على أرقام</w:t>
-      </w:r>
-      <w:r>
-        <w:rPr>
-          <w:rFonts w:ascii="Noto Naskh Arabic" w:hAnsi="Noto Naskh Arabic" w:cs="Noto Naskh Arabic" w:eastAsia="Noto Naskh Arabic"/>
-          <w:sz w:val="28"/>
-          <w:szCs w:val="28"/>
-        </w:rPr>
-        <w:t xml:space="preserve"> 2024</w:t>
+        <w:t>يحتوي</w:t>
       </w:r>
       <w:r>
         <w:rPr>
@@ -97,15 +575,7 @@
           <w:rtl/>
           <w:lang w:bidi="ar-SA"/>
         </w:rPr>
-        <w:t xml:space="preserve"> وكلمات إنجليزية مثل</w:t>
-      </w:r>
-      <w:r>
-        <w:rPr>
-          <w:rFonts w:ascii="Noto Serif" w:hAnsi="Noto Serif" w:cs="Noto Serif" w:eastAsia="Noto Serif"/>
-          <w:sz w:val="28"/>
-          <w:szCs w:val="28"/>
-        </w:rPr>
-        <w:t xml:space="preserve"> PDF</w:t>
+        <w:t xml:space="preserve"> </w:t>
       </w:r>
       <w:r>
         <w:rPr>
@@ -115,15 +585,18 @@
           <w:rtl/>
           <w:lang w:bidi="ar-SA"/>
         </w:rPr>
-        <w:t xml:space="preserve"> و</w:t>
+        <w:t>هذا</w:t>
       </w:r>
       <w:r>
         <w:rPr>
-          <w:rFonts w:ascii="Noto Serif" w:hAnsi="Noto Serif" w:cs="Noto Serif" w:eastAsia="Noto Serif"/>
+          <w:rFonts w:ascii="Noto Naskh Arabic" w:hAnsi="Noto Naskh Arabic" w:cs="Noto Naskh Arabic" w:eastAsia="Noto Naskh Arabic"/>
+          <w:w w:val="99"/>
           <w:sz w:val="28"/>
           <w:szCs w:val="28"/>
+          <w:rtl/>
+          <w:lang w:bidi="ar-SA"/>
         </w:rPr>
-        <w:t xml:space="preserve"> Word</w:t>
+        <w:t xml:space="preserve"> </w:t>
       </w:r>
       <w:r>
         <w:rPr>
@@ -133,9 +606,230 @@
           <w:rtl/>
           <w:lang w:bidi="ar-SA"/>
         </w:rPr>
-        <w:t xml:space="preserve"> داخل النص</w:t>
+        <w:t>السطر</w:t>
       </w:r>
       <w:r>
+        <w:rPr>
+          <w:rFonts w:ascii="Noto Naskh Arabic" w:hAnsi="Noto Naskh Arabic" w:cs="Noto Naskh Arabic" w:eastAsia="Noto Naskh Arabic"/>
+          <w:sz w:val="28"/>
+          <w:szCs w:val="28"/>
+          <w:rtl/>
+          <w:lang w:bidi="ar-SA"/>
+        </w:rPr>
+        <w:t xml:space="preserve"> </w:t>
+      </w:r>
+      <w:r>
+        <w:rPr>
+          <w:rFonts w:ascii="Noto Naskh Arabic" w:hAnsi="Noto Naskh Arabic" w:cs="Noto Naskh Arabic" w:eastAsia="Noto Naskh Arabic"/>
+          <w:sz w:val="28"/>
+          <w:szCs w:val="28"/>
+          <w:rtl/>
+          <w:lang w:bidi="ar-SA"/>
+        </w:rPr>
+        <w:t>على</w:t>
+      </w:r>
+      <w:r>
+        <w:rPr>
+          <w:rFonts w:ascii="Noto Naskh Arabic" w:hAnsi="Noto Naskh Arabic" w:cs="Noto Naskh Arabic" w:eastAsia="Noto Naskh Arabic"/>
+          <w:sz w:val="28"/>
+          <w:szCs w:val="28"/>
+          <w:rtl/>
+          <w:lang w:bidi="ar-SA"/>
+        </w:rPr>
+        <w:t xml:space="preserve"> </w:t>
+      </w:r>
+      <w:r>
+        <w:rPr>
+          <w:rFonts w:ascii="Noto Naskh Arabic" w:hAnsi="Noto Naskh Arabic" w:cs="Noto Naskh Arabic" w:eastAsia="Noto Naskh Arabic"/>
+          <w:sz w:val="28"/>
+          <w:szCs w:val="28"/>
+          <w:rtl/>
+          <w:lang w:bidi="ar-SA"/>
+        </w:rPr>
+        <w:t>أرقام</w:t>
+      </w:r>
+      <w:r>
+        <w:rPr>
+          <w:rFonts w:ascii="Noto Naskh Arabic" w:hAnsi="Noto Naskh Arabic" w:cs="Noto Naskh Arabic" w:eastAsia="Noto Naskh Arabic"/>
+          <w:spacing w:val="2"/>
+          <w:sz w:val="28"/>
+          <w:szCs w:val="28"/>
+          <w:rtl/>
+          <w:lang w:bidi="ar-SA"/>
+        </w:rPr>
+        <w:t xml:space="preserve"> </w:t>
+      </w:r>
+      <w:r>
+        <w:rPr>
+          <w:rFonts w:ascii="Noto Naskh Arabic" w:hAnsi="Noto Naskh Arabic" w:cs="Noto Naskh Arabic" w:eastAsia="Noto Naskh Arabic"/>
+          <w:sz w:val="28"/>
+          <w:szCs w:val="28"/>
+        </w:rPr>
+        <w:t>‎2024‎</w:t>
+      </w:r>
+      <w:r>
+        <w:rPr>
+          <w:rFonts w:ascii="Noto Naskh Arabic" w:hAnsi="Noto Naskh Arabic" w:cs="Noto Naskh Arabic" w:eastAsia="Noto Naskh Arabic"/>
+          <w:w w:val="99"/>
+          <w:sz w:val="28"/>
+          <w:szCs w:val="28"/>
+        </w:rPr>
+        <w:t xml:space="preserve"> </w:t>
+      </w:r>
+      <w:r>
+        <w:rPr>
+          <w:rFonts w:ascii="Noto Naskh Arabic" w:hAnsi="Noto Naskh Arabic" w:cs="Noto Naskh Arabic" w:eastAsia="Noto Naskh Arabic"/>
+          <w:sz w:val="28"/>
+          <w:szCs w:val="28"/>
+          <w:rtl/>
+          <w:lang w:bidi="ar-SA"/>
+        </w:rPr>
+        <w:t>وكلمات</w:t>
+      </w:r>
+      <w:r>
+        <w:rPr>
+          <w:rFonts w:ascii="Noto Naskh Arabic" w:hAnsi="Noto Naskh Arabic" w:cs="Noto Naskh Arabic" w:eastAsia="Noto Naskh Arabic"/>
+          <w:sz w:val="28"/>
+          <w:szCs w:val="28"/>
+          <w:rtl/>
+          <w:lang w:bidi="ar-SA"/>
+        </w:rPr>
+        <w:t xml:space="preserve"> </w:t>
+      </w:r>
+      <w:r>
+        <w:rPr>
+          <w:rFonts w:ascii="Noto Naskh Arabic" w:hAnsi="Noto Naskh Arabic" w:cs="Noto Naskh Arabic" w:eastAsia="Noto Naskh Arabic"/>
+          <w:sz w:val="28"/>
+          <w:szCs w:val="28"/>
+          <w:rtl/>
+          <w:lang w:bidi="ar-SA"/>
+        </w:rPr>
+        <w:t>إنجليزية</w:t>
+      </w:r>
+      <w:r>
+        <w:rPr>
+          <w:rFonts w:ascii="Noto Naskh Arabic" w:hAnsi="Noto Naskh Arabic" w:cs="Noto Naskh Arabic" w:eastAsia="Noto Naskh Arabic"/>
+          <w:sz w:val="28"/>
+          <w:szCs w:val="28"/>
+          <w:rtl/>
+          <w:lang w:bidi="ar-SA"/>
+        </w:rPr>
+        <w:t xml:space="preserve"> </w:t>
+      </w:r>
+      <w:r>
+        <w:rPr>
+          <w:rFonts w:ascii="Noto Naskh Arabic" w:hAnsi="Noto Naskh Arabic" w:cs="Noto Naskh Arabic" w:eastAsia="Noto Naskh Arabic"/>
+          <w:sz w:val="28"/>
+          <w:szCs w:val="28"/>
+          <w:rtl/>
+          <w:lang w:bidi="ar-SA"/>
+        </w:rPr>
+        <w:t>مثل</w:t>
+      </w:r>
+      <w:r>
+        <w:rPr>
+          <w:rFonts w:ascii="Noto Naskh Arabic" w:hAnsi="Noto Naskh Arabic" w:cs="Noto Naskh Arabic" w:eastAsia="Noto Naskh Arabic"/>
+          <w:spacing w:val="1"/>
+          <w:sz w:val="28"/>
+          <w:szCs w:val="28"/>
+          <w:rtl/>
+          <w:lang w:bidi="ar-SA"/>
+        </w:rPr>
+        <w:t xml:space="preserve"> </w:t>
+      </w:r>
+      <w:r>
+        <w:rPr>
+          <w:rFonts w:ascii="Noto Serif" w:hAnsi="Noto Serif" w:cs="Noto Serif" w:eastAsia="Noto Serif"/>
+          <w:sz w:val="28"/>
+          <w:szCs w:val="28"/>
+        </w:rPr>
+        <w:t>‎PDF‎</w:t>
+      </w:r>
+      <w:r>
+        <w:rPr>
+          <w:rFonts w:ascii="Noto Serif" w:hAnsi="Noto Serif" w:cs="Noto Serif" w:eastAsia="Noto Serif"/>
+          <w:w w:val="81"/>
+          <w:sz w:val="28"/>
+          <w:szCs w:val="28"/>
+        </w:rPr>
+        <w:t xml:space="preserve"> </w:t>
+      </w:r>
+      <w:r>
+        <w:rPr>
+          <w:rFonts w:ascii="Noto Naskh Arabic" w:hAnsi="Noto Naskh Arabic" w:cs="Noto Naskh Arabic" w:eastAsia="Noto Naskh Arabic"/>
+          <w:sz w:val="28"/>
+          <w:szCs w:val="28"/>
+          <w:rtl/>
+          <w:lang w:bidi="ar-SA"/>
+        </w:rPr>
+        <w:t>و</w:t>
+      </w:r>
+      <w:r>
+        <w:rPr>
+          <w:rFonts w:ascii="Noto Naskh Arabic" w:hAnsi="Noto Naskh Arabic" w:cs="Noto Naskh Arabic" w:eastAsia="Noto Naskh Arabic"/>
+          <w:spacing w:val="2"/>
+          <w:sz w:val="28"/>
+          <w:szCs w:val="28"/>
+          <w:rtl/>
+          <w:lang w:bidi="ar-SA"/>
+        </w:rPr>
+        <w:t xml:space="preserve"> </w:t>
+      </w:r>
+      <w:r>
+        <w:rPr>
+          <w:rFonts w:ascii="Noto Serif" w:hAnsi="Noto Serif" w:cs="Noto Serif" w:eastAsia="Noto Serif"/>
+          <w:w w:val="102"/>
+          <w:sz w:val="28"/>
+          <w:szCs w:val="28"/>
+        </w:rPr>
+        <w:t>‎Word‎</w:t>
+      </w:r>
+      <w:r>
+        <w:rPr>
+          <w:rFonts w:ascii="Noto Serif" w:hAnsi="Noto Serif" w:cs="Noto Serif" w:eastAsia="Noto Serif"/>
+          <w:w w:val="83"/>
+          <w:sz w:val="28"/>
+          <w:szCs w:val="28"/>
+        </w:rPr>
+        <w:t xml:space="preserve"> </w:t>
+      </w:r>
+      <w:r>
+        <w:rPr>
+          <w:rFonts w:ascii="Noto Naskh Arabic" w:hAnsi="Noto Naskh Arabic" w:cs="Noto Naskh Arabic" w:eastAsia="Noto Naskh Arabic"/>
+          <w:sz w:val="28"/>
+          <w:szCs w:val="28"/>
+          <w:rtl/>
+          <w:lang w:bidi="ar-SA"/>
+        </w:rPr>
+        <w:t>داخل</w:t>
+      </w:r>
+      <w:r>
+        <w:rPr>
+          <w:rFonts w:ascii="Noto Naskh Arabic" w:hAnsi="Noto Naskh Arabic" w:cs="Noto Naskh Arabic" w:eastAsia="Noto Naskh Arabic"/>
+          <w:w w:val="99"/>
+          <w:sz w:val="28"/>
+          <w:szCs w:val="28"/>
+          <w:rtl/>
+          <w:lang w:bidi="ar-SA"/>
+        </w:rPr>
+        <w:t xml:space="preserve"> </w:t>
+      </w:r>
+      <w:r>
+        <w:rPr>
+          <w:rFonts w:ascii="Noto Naskh Arabic" w:hAnsi="Noto Naskh Arabic" w:cs="Noto Naskh Arabic" w:eastAsia="Noto Naskh Arabic"/>
+          <w:sz w:val="28"/>
+          <w:szCs w:val="28"/>
+          <w:rtl/>
+          <w:lang w:bidi="ar-SA"/>
+        </w:rPr>
+        <w:t>النص</w:t>
+      </w:r>
+      <w:r>
+        <w:rPr>
+          <w:rFonts w:ascii="Noto Naskh Arabic" w:hAnsi="Noto Naskh Arabic" w:cs="Noto Naskh Arabic" w:eastAsia="Noto Naskh Arabic"/>
+          <w:sz w:val="28"/>
+          <w:szCs w:val="28"/>
+        </w:rPr>
         <w:t xml:space="preserve"> </w:t>
       </w:r>
       <w:r>
@@ -160,16 +854,14 @@
     <w:p>
       <w:pPr>
         <w:widowControl w:val="0"/>
-        <w:spacing w:before="0" w:after="0" w:line="344" w:lineRule="exact"/>
+        <w:spacing w:before="0" w:after="0" w:line="339" w:lineRule="exact"/>
       </w:pPr>
     </w:p>
     <w:tbl>
       <w:tblPr>
-        <w:tblW w:type="auto" w:w="0"/>
-        <w:tblLook w:firstColumn="1" w:firstRow="1" w:lastColumn="0" w:lastRow="0" w:noHBand="0" w:noVBand="1" w:val="04A0"/>
+        <w:bidiVisual/>
         <w:tblW w:w="8640" w:type="dxa"/>
-        <w:bidiVisual/>
-        <w:tblInd w:w="1" w:type="dxa"/>
+        <w:tblInd w:w="40" w:type="dxa"/>
         <w:tblBorders>
           <w:top w:val="single" w:sz="4" w:space="0" w:color="000000"/>
           <w:left w:val="single" w:sz="4" w:space="0" w:color="000000"/>
@@ -185,6 +877,7 @@
           <w:bottom w:w="0" w:type="dxa"/>
           <w:right w:w="40" w:type="dxa"/>
         </w:tblCellMar>
+        <w:tblLook w:firstColumn="1" w:firstRow="1" w:lastColumn="0" w:lastRow="0" w:noHBand="0" w:noVBand="1" w:val="04A0"/>
       </w:tblPr>
       <w:tblGrid>
         <w:gridCol w:w="2880"/>
@@ -347,7 +1040,7 @@
       </w:tr>
       <w:tr>
         <w:trPr>
-          <w:trHeight w:val="444" w:hRule="atLeast"/>
+          <w:trHeight w:val="439" w:hRule="atLeast"/>
         </w:trPr>
         <w:tc>
           <w:tcPr>
@@ -429,11 +1122,166 @@
           <w:sz w:val="24"/>
           <w:szCs w:val="24"/>
         </w:rPr>
-        <w:t>This paragraph is written in English to verify mixed-direction documents</w:t>
+        <w:t>This</w:t>
+      </w:r>
+      <w:r>
+        <w:rPr>
+          <w:rFonts w:ascii="Noto Serif" w:hAnsi="Noto Serif" w:cs="Noto Serif" w:eastAsia="Noto Serif"/>
+          <w:w w:val="84"/>
+          <w:sz w:val="24"/>
+          <w:szCs w:val="24"/>
+        </w:rPr>
+        <w:t xml:space="preserve"> </w:t>
+      </w:r>
+      <w:r>
+        <w:rPr>
+          <w:rFonts w:ascii="Noto Serif" w:hAnsi="Noto Serif" w:cs="Noto Serif" w:eastAsia="Noto Serif"/>
+          <w:w w:val="101"/>
+          <w:sz w:val="24"/>
+          <w:szCs w:val="24"/>
+        </w:rPr>
+        <w:t>paragraph</w:t>
+      </w:r>
+      <w:r>
+        <w:rPr>
+          <w:rFonts w:ascii="Noto Serif" w:hAnsi="Noto Serif" w:cs="Noto Serif" w:eastAsia="Noto Serif"/>
+          <w:w w:val="85"/>
+          <w:sz w:val="24"/>
+          <w:szCs w:val="24"/>
+        </w:rPr>
+        <w:t xml:space="preserve"> </w:t>
+      </w:r>
+      <w:r>
+        <w:rPr>
+          <w:rFonts w:ascii="Noto Serif" w:hAnsi="Noto Serif" w:cs="Noto Serif" w:eastAsia="Noto Serif"/>
+          <w:sz w:val="24"/>
+          <w:szCs w:val="24"/>
+        </w:rPr>
+        <w:t>is</w:t>
+      </w:r>
+      <w:r>
+        <w:rPr>
+          <w:rFonts w:ascii="Noto Serif" w:hAnsi="Noto Serif" w:cs="Noto Serif" w:eastAsia="Noto Serif"/>
+          <w:w w:val="84"/>
+          <w:sz w:val="24"/>
+          <w:szCs w:val="24"/>
+        </w:rPr>
+        <w:t xml:space="preserve"> </w:t>
+      </w:r>
+      <w:r>
+        <w:rPr>
+          <w:rFonts w:ascii="Noto Serif" w:hAnsi="Noto Serif" w:cs="Noto Serif" w:eastAsia="Noto Serif"/>
+          <w:sz w:val="24"/>
+          <w:szCs w:val="24"/>
+        </w:rPr>
+        <w:t>written</w:t>
+      </w:r>
+      <w:r>
+        <w:rPr>
+          <w:rFonts w:ascii="Noto Serif" w:hAnsi="Noto Serif" w:cs="Noto Serif" w:eastAsia="Noto Serif"/>
+          <w:w w:val="85"/>
+          <w:sz w:val="24"/>
+          <w:szCs w:val="24"/>
+        </w:rPr>
+        <w:t xml:space="preserve"> </w:t>
+      </w:r>
+      <w:r>
+        <w:rPr>
+          <w:rFonts w:ascii="Noto Serif" w:hAnsi="Noto Serif" w:cs="Noto Serif" w:eastAsia="Noto Serif"/>
+          <w:sz w:val="24"/>
+          <w:szCs w:val="24"/>
+        </w:rPr>
+        <w:t>in</w:t>
+      </w:r>
+      <w:r>
+        <w:rPr>
+          <w:rFonts w:ascii="Noto Serif" w:hAnsi="Noto Serif" w:cs="Noto Serif" w:eastAsia="Noto Serif"/>
+          <w:w w:val="85"/>
+          <w:sz w:val="24"/>
+          <w:szCs w:val="24"/>
+        </w:rPr>
+        <w:t xml:space="preserve"> </w:t>
+      </w:r>
+      <w:r>
+        <w:rPr>
+          <w:rFonts w:ascii="Noto Serif" w:hAnsi="Noto Serif" w:cs="Noto Serif" w:eastAsia="Noto Serif"/>
+          <w:sz w:val="24"/>
+          <w:szCs w:val="24"/>
+        </w:rPr>
+        <w:t>English</w:t>
+      </w:r>
+      <w:r>
+        <w:rPr>
+          <w:rFonts w:ascii="Noto Serif" w:hAnsi="Noto Serif" w:cs="Noto Serif" w:eastAsia="Noto Serif"/>
+          <w:w w:val="85"/>
+          <w:sz w:val="24"/>
+          <w:szCs w:val="24"/>
+        </w:rPr>
+        <w:t xml:space="preserve"> </w:t>
+      </w:r>
+      <w:r>
+        <w:rPr>
+          <w:rFonts w:ascii="Noto Serif" w:hAnsi="Noto Serif" w:cs="Noto Serif" w:eastAsia="Noto Serif"/>
+          <w:sz w:val="24"/>
+          <w:szCs w:val="24"/>
+        </w:rPr>
+        <w:t>to</w:t>
+      </w:r>
+      <w:r>
+        <w:rPr>
+          <w:rFonts w:ascii="Noto Serif" w:hAnsi="Noto Serif" w:cs="Noto Serif" w:eastAsia="Noto Serif"/>
+          <w:w w:val="85"/>
+          <w:sz w:val="24"/>
+          <w:szCs w:val="24"/>
+        </w:rPr>
+        <w:t xml:space="preserve"> </w:t>
+      </w:r>
+      <w:r>
+        <w:rPr>
+          <w:rFonts w:ascii="Noto Serif" w:hAnsi="Noto Serif" w:cs="Noto Serif" w:eastAsia="Noto Serif"/>
+          <w:sz w:val="24"/>
+          <w:szCs w:val="24"/>
+        </w:rPr>
+        <w:t>verify</w:t>
+      </w:r>
+      <w:r>
+        <w:rPr>
+          <w:rFonts w:ascii="Noto Serif" w:hAnsi="Noto Serif" w:cs="Noto Serif" w:eastAsia="Noto Serif"/>
+          <w:w w:val="85"/>
+          <w:sz w:val="24"/>
+          <w:szCs w:val="24"/>
+        </w:rPr>
+        <w:t xml:space="preserve"> </w:t>
+      </w:r>
+      <w:r>
+        <w:rPr>
+          <w:rFonts w:ascii="Noto Serif" w:hAnsi="Noto Serif" w:cs="Noto Serif" w:eastAsia="Noto Serif"/>
+          <w:sz w:val="24"/>
+          <w:szCs w:val="24"/>
+        </w:rPr>
+        <w:t>mixed-direction</w:t>
+      </w:r>
+      <w:r>
+        <w:rPr>
+          <w:rFonts w:ascii="Noto Serif" w:hAnsi="Noto Serif" w:cs="Noto Serif" w:eastAsia="Noto Serif"/>
+          <w:w w:val="85"/>
+          <w:sz w:val="24"/>
+          <w:szCs w:val="24"/>
+        </w:rPr>
+        <w:t xml:space="preserve"> </w:t>
+      </w:r>
+      <w:r>
+        <w:rPr>
+          <w:rFonts w:ascii="Noto Serif" w:hAnsi="Noto Serif" w:cs="Noto Serif" w:eastAsia="Noto Serif"/>
+          <w:sz w:val="24"/>
+          <w:szCs w:val="24"/>
+        </w:rPr>
+        <w:t>documents</w:t>
       </w:r>
       <w:r>
         <w:rPr>
           <w:rFonts w:ascii="Noto Naskh Arabic" w:hAnsi="Noto Naskh Arabic" w:cs="Noto Naskh Arabic" w:eastAsia="Noto Naskh Arabic"/>
+          <w:w w:val="130"/>
           <w:sz w:val="24"/>
           <w:szCs w:val="24"/>
         </w:rPr>
